--- a/docs/FreshCtx_v0.1_Technical_Specification.docx
+++ b/docs/FreshCtx_v0.1_Technical_Specification.docx
@@ -33,10 +33,7 @@
         <w:spacing w:after="120"/>
       </w:pPr>
       <w:r>
-        <w:rPr>
-          <w:color w:val="586370"/>
-        </w:rPr>
-        <w:t>Status: implementation baseline  |  License: Apache-2.0  |  Runtime: Python 3.10+</w:t>
+        <w:t>Status: supporting release brief; SPEC.md is normative  |  License: Apache-2.0  |  Runtime: Python 3.10-3.13</w:t>
       </w:r>
     </w:p>
     <w:p>
@@ -52,7 +49,7 @@
         <w:spacing w:after="60"/>
       </w:pPr>
       <w:r>
-        <w:t>FreshCtx prevents an AI agent from reasoning or acting on evidence whose currentness is no longer established. It instruments existing tools, records observations, links derived reasoning to those observations, revalidates dependencies at enforcement points, and applies an explicit policy.</w:t>
+        <w:t>FreshCtx is a runtime freshness guard that revalidates declared evidence and invalidates affected reasoning before an AI-supported action executes.</w:t>
       </w:r>
     </w:p>
     <w:p>
@@ -92,7 +89,7 @@
         <w:pStyle w:val="ListBullet"/>
       </w:pPr>
       <w:r>
-        <w:t>Framework-neutral guard context usable around any synchronous agent call; asynchronous support is SHOULD, not release-blocking.</w:t>
+        <w:t>Framework-neutral guard context for synchronous protected actions. Asynchronous guard support is outside v0.1.</w:t>
       </w:r>
     </w:p>
     <w:p>
@@ -204,6 +201,9 @@
         <w:gridCol w:w="4610"/>
       </w:tblGrid>
       <w:tr>
+        <w:trPr>
+          <w:cantSplit/>
+        </w:trPr>
         <w:tc>
           <w:tcPr>
             <w:tcW w:type="dxa" w:w="1450"/>
@@ -296,6 +296,9 @@
         </w:tc>
       </w:tr>
       <w:tr>
+        <w:trPr>
+          <w:cantSplit/>
+        </w:trPr>
         <w:tc>
           <w:tcPr>
             <w:tcW w:type="dxa" w:w="1450"/>
@@ -367,6 +370,9 @@
         </w:tc>
       </w:tr>
       <w:tr>
+        <w:trPr>
+          <w:cantSplit/>
+        </w:trPr>
         <w:tc>
           <w:tcPr>
             <w:tcW w:type="dxa" w:w="1450"/>
@@ -425,19 +431,16 @@
             <w:vAlign w:val="center"/>
           </w:tcPr>
           <w:p>
-            <w:pPr>
-              <w:spacing w:after="0"/>
-            </w:pPr>
             <w:r>
-              <w:rPr>
-                <w:sz w:val="16"/>
-              </w:rPr>
-              <w:t>dependencies contain ObservationToken or ReasoningNode IDs. digest covers normalized content/decision metadata; raw prompts and outputs are opt-in.</w:t>
+              <w:t>dependencies[] is the canonical edge representation and is sorted/deduplicated. digest follows freshctx.reasoning-digest.v1; it is not a signature, authorization decision, tamper-proof evidence, correctness proof, or freshness substitute.</w:t>
             </w:r>
           </w:p>
         </w:tc>
       </w:tr>
       <w:tr>
+        <w:trPr>
+          <w:cantSplit/>
+        </w:trPr>
         <w:tc>
           <w:tcPr>
             <w:tcW w:type="dxa" w:w="1450"/>
@@ -509,6 +512,9 @@
         </w:tc>
       </w:tr>
       <w:tr>
+        <w:trPr>
+          <w:cantSplit/>
+        </w:trPr>
         <w:tc>
           <w:tcPr>
             <w:tcW w:type="dxa" w:w="1450"/>
@@ -623,6 +629,9 @@
         <w:gridCol w:w="3160"/>
       </w:tblGrid>
       <w:tr>
+        <w:trPr>
+          <w:cantSplit/>
+        </w:trPr>
         <w:tc>
           <w:tcPr>
             <w:tcW w:type="dxa" w:w="1500"/>
@@ -715,6 +724,9 @@
         </w:tc>
       </w:tr>
       <w:tr>
+        <w:trPr>
+          <w:cantSplit/>
+        </w:trPr>
         <w:tc>
           <w:tcPr>
             <w:tcW w:type="dxa" w:w="1500"/>
@@ -750,14 +762,8 @@
             <w:vAlign w:val="center"/>
           </w:tcPr>
           <w:p>
-            <w:pPr>
-              <w:spacing w:after="0"/>
-            </w:pPr>
             <w:r>
-              <w:rPr>
-                <w:sz w:val="16"/>
-              </w:rPr>
-              <w:t>The subject and every transitive dependency validate against current source state.</w:t>
+              <w:t>Every reachable declared dependency revalidated as equivalent under its configured adapter at check time.</w:t>
             </w:r>
           </w:p>
         </w:tc>
@@ -786,6 +792,9 @@
         </w:tc>
       </w:tr>
       <w:tr>
+        <w:trPr>
+          <w:cantSplit/>
+        </w:trPr>
         <w:tc>
           <w:tcPr>
             <w:tcW w:type="dxa" w:w="1500"/>
@@ -857,6 +866,9 @@
         </w:tc>
       </w:tr>
       <w:tr>
+        <w:trPr>
+          <w:cantSplit/>
+        </w:trPr>
         <w:tc>
           <w:tcPr>
             <w:tcW w:type="dxa" w:w="1500"/>
@@ -928,6 +940,9 @@
         </w:tc>
       </w:tr>
       <w:tr>
+        <w:trPr>
+          <w:cantSplit/>
+        </w:trPr>
         <w:tc>
           <w:tcPr>
             <w:tcW w:type="dxa" w:w="1500"/>
@@ -1033,7 +1048,7 @@
         <w:spacing w:after="30" w:line="247" w:lineRule="auto"/>
       </w:pPr>
       <w:r>
-        <w:t>Deduplicate ObservationTokens by token ID and validate each through its named adapter. Adapters SHOULD validate concurrently when safe.</w:t>
+        <w:t>Deduplicate ObservationTokens by token ID and validate each through its named adapter. v0.1 evaluation is deterministic and synchronous.</w:t>
       </w:r>
     </w:p>
     <w:p>
@@ -1081,7 +1096,7 @@
         <w:spacing w:after="30" w:line="247" w:lineRule="auto"/>
       </w:pPr>
       <w:r>
-        <w:t>Emit check_started, source_checked, state_resolved, and policy_applied audit events before returning or raising.</w:t>
+        <w:t>Emit local observed, protected, policy_applied, and action_allowed events at the implemented boundaries; a required audit failure blocks the action.</w:t>
       </w:r>
     </w:p>
     <w:p>
@@ -1125,6 +1140,9 @@
         <w:gridCol w:w="3710"/>
       </w:tblGrid>
       <w:tr>
+        <w:trPr>
+          <w:cantSplit/>
+        </w:trPr>
         <w:tc>
           <w:tcPr>
             <w:tcW w:type="dxa" w:w="1250"/>
@@ -1217,6 +1235,9 @@
         </w:tc>
       </w:tr>
       <w:tr>
+        <w:trPr>
+          <w:cantSplit/>
+        </w:trPr>
         <w:tc>
           <w:tcPr>
             <w:tcW w:type="dxa" w:w="1250"/>
@@ -1252,14 +1273,8 @@
             <w:vAlign w:val="center"/>
           </w:tcPr>
           <w:p>
-            <w:pPr>
-              <w:spacing w:after="0"/>
-            </w:pPr>
             <w:r>
-              <w:rPr>
-                <w:sz w:val="16"/>
-              </w:rPr>
-              <w:t>Canonical path; file type; size; mtime_ns; SHA-256 content hash. Directories: sorted entry manifest hash.</w:t>
+              <w:t>Absolute path; file type; streamed SHA-256; bounded sorted directory manifest. Defaults: 16 MiB/file, 64 MiB total, 10,000 entries.</w:t>
             </w:r>
           </w:p>
         </w:tc>
@@ -1275,19 +1290,16 @@
             <w:vAlign w:val="center"/>
           </w:tcPr>
           <w:p>
-            <w:pPr>
-              <w:spacing w:after="0"/>
-            </w:pPr>
             <w:r>
-              <w:rPr>
-                <w:sz w:val="16"/>
-              </w:rPr>
-              <w:t>Detect create/delete/replace/content change. Symlink target included. Permission or I/O failure → indeterminate.</w:t>
+              <w:t>Do not follow symlinks by default. Followed file links stay inside root; directory-link traversal is unsupported. Limit/scope/I/O failure is indeterminate. Raw content is not stored.</w:t>
             </w:r>
           </w:p>
         </w:tc>
       </w:tr>
       <w:tr>
+        <w:trPr>
+          <w:cantSplit/>
+        </w:trPr>
         <w:tc>
           <w:tcPr>
             <w:tcW w:type="dxa" w:w="1250"/>
@@ -1359,6 +1371,9 @@
         </w:tc>
       </w:tr>
       <w:tr>
+        <w:trPr>
+          <w:cantSplit/>
+        </w:trPr>
         <w:tc>
           <w:tcPr>
             <w:tcW w:type="dxa" w:w="1250"/>
@@ -1430,6 +1445,9 @@
         </w:tc>
       </w:tr>
       <w:tr>
+        <w:trPr>
+          <w:cantSplit/>
+        </w:trPr>
         <w:tc>
           <w:tcPr>
             <w:tcW w:type="dxa" w:w="1250"/>
@@ -1488,19 +1506,16 @@
             <w:vAlign w:val="center"/>
           </w:tcPr>
           <w:p>
-            <w:pPr>
-              <w:spacing w:after="0"/>
-            </w:pPr>
             <w:r>
-              <w:rPr>
-                <w:sz w:val="16"/>
-              </w:rPr>
-              <w:t>Execute read-only validation with bounded timeout. Ordered canonical row encoding required. Connection/auth/query error → indeterminate.</w:t>
+              <w:t>Optional observed-source adapter, not a FreshCtx store. Execute read-only validation with bounded timeout. Reconstruct credentials/query inputs after restart or return indeterminate.</w:t>
             </w:r>
           </w:p>
         </w:tc>
       </w:tr>
       <w:tr>
+        <w:trPr>
+          <w:cantSplit/>
+        </w:trPr>
         <w:tc>
           <w:tcPr>
             <w:tcW w:type="dxa" w:w="1250"/>
@@ -1559,14 +1574,8 @@
             <w:vAlign w:val="center"/>
           </w:tcPr>
           <w:p>
-            <w:pPr>
-              <w:spacing w:after="0"/>
-            </w:pPr>
             <w:r>
-              <w:rPr>
-                <w:sz w:val="16"/>
-              </w:rPr>
-              <w:t>Reinvoke only when configured safe. Non-idempotent tools MUST be unverifiable unless a separate read validator exists.</w:t>
+              <w:t>Application supplies a safe reader; missing or unsafe readers are indeterminate.</w:t>
             </w:r>
           </w:p>
         </w:tc>
@@ -1576,11 +1585,6 @@
       <w:pPr>
         <w:spacing w:after="0"/>
       </w:pPr>
-    </w:p>
-    <w:p>
-      <w:r>
-        <w:br w:type="page"/>
-      </w:r>
     </w:p>
     <w:p>
       <w:pPr>
@@ -1616,6 +1620,9 @@
         <w:gridCol w:w="3060"/>
       </w:tblGrid>
       <w:tr>
+        <w:trPr>
+          <w:cantSplit/>
+        </w:trPr>
         <w:tc>
           <w:tcPr>
             <w:tcW w:type="dxa" w:w="1550"/>
@@ -1738,6 +1745,9 @@
         </w:tc>
       </w:tr>
       <w:tr>
+        <w:trPr>
+          <w:cantSplit/>
+        </w:trPr>
         <w:tc>
           <w:tcPr>
             <w:tcW w:type="dxa" w:w="1550"/>
@@ -1832,6 +1842,9 @@
         </w:tc>
       </w:tr>
       <w:tr>
+        <w:trPr>
+          <w:cantSplit/>
+        </w:trPr>
         <w:tc>
           <w:tcPr>
             <w:tcW w:type="dxa" w:w="1550"/>
@@ -1926,6 +1939,9 @@
         </w:tc>
       </w:tr>
       <w:tr>
+        <w:trPr>
+          <w:cantSplit/>
+        </w:trPr>
         <w:tc>
           <w:tcPr>
             <w:tcW w:type="dxa" w:w="1550"/>
@@ -2020,6 +2036,9 @@
         </w:tc>
       </w:tr>
       <w:tr>
+        <w:trPr>
+          <w:cantSplit/>
+        </w:trPr>
         <w:tc>
           <w:tcPr>
             <w:tcW w:type="dxa" w:w="1550"/>
@@ -2156,6 +2175,9 @@
         <w:gridCol w:w="9360"/>
       </w:tblGrid>
       <w:tr>
+        <w:trPr>
+          <w:cantSplit/>
+        </w:trPr>
         <w:tc>
           <w:tcPr>
             <w:tcW w:type="dxa" w:w="9360"/>
@@ -2246,7 +2268,7 @@
         <w:pStyle w:val="ListBullet"/>
       </w:pPr>
       <w:r>
-        <w:t>Default store: SQLite in .freshctx/freshctx.db; WAL mode; atomic writes; schema_version and migration table. In-memory store is required for tests.</w:t>
+        <w:t>Default store: SQLite in .freshctx/freshctx.db with WAL mode and atomic immutable-by-ID writes. Identical repeats are idempotent; conflicting writes fail and preserve the original. MemoryStore follows the same semantics.</w:t>
       </w:r>
     </w:p>
     <w:p>
@@ -2254,7 +2276,7 @@
         <w:pStyle w:val="ListBullet"/>
       </w:pPr>
       <w:r>
-        <w:t>Audit sink: .freshctx/audit.jsonl, append-only with best-effort fsync at policy boundaries. Audit failure under block policy MUST make the result UNVERIFIABLE.</w:t>
+        <w:t>Audit sink: .freshctx/audit.jsonl, append-only JSONL. Audit failure under block or refresh policy MUST make the result UNVERIFIABLE and block before the protected action.</w:t>
       </w:r>
     </w:p>
     <w:p>
@@ -2262,7 +2284,7 @@
         <w:pStyle w:val="ListBullet"/>
       </w:pPr>
       <w:r>
-        <w:t>Canonical serialization: UTF-8 JSON, sorted keys, explicit type tags for bytes/datetime/decimal, SHA-256 digests. Secrets and raw content are excluded unless opted in.</w:t>
+        <w:t>Reasoning digest: SHA-256 over canonical JSON containing domain freshctx.reasoning-digest.v1, kind, sorted/deduplicated dependencies, and redacted metadata. Raw prompts, hidden reasoning, model output, and source content are not stored for this digest.</w:t>
       </w:r>
     </w:p>
     <w:p>
@@ -2305,6 +2327,9 @@
         <w:gridCol w:w="6860"/>
       </w:tblGrid>
       <w:tr>
+        <w:trPr>
+          <w:cantSplit/>
+        </w:trPr>
         <w:tc>
           <w:tcPr>
             <w:tcW w:type="dxa" w:w="2500"/>
@@ -2367,6 +2392,9 @@
         </w:tc>
       </w:tr>
       <w:tr>
+        <w:trPr>
+          <w:cantSplit/>
+        </w:trPr>
         <w:tc>
           <w:tcPr>
             <w:tcW w:type="dxa" w:w="2500"/>
@@ -2415,6 +2443,9 @@
         </w:tc>
       </w:tr>
       <w:tr>
+        <w:trPr>
+          <w:cantSplit/>
+        </w:trPr>
         <w:tc>
           <w:tcPr>
             <w:tcW w:type="dxa" w:w="2500"/>
@@ -2463,6 +2494,9 @@
         </w:tc>
       </w:tr>
       <w:tr>
+        <w:trPr>
+          <w:cantSplit/>
+        </w:trPr>
         <w:tc>
           <w:tcPr>
             <w:tcW w:type="dxa" w:w="2500"/>
@@ -2498,19 +2532,16 @@
             <w:vAlign w:val="center"/>
           </w:tcPr>
           <w:p>
-            <w:pPr>
-              <w:spacing w:after="0"/>
-            </w:pPr>
             <w:r>
-              <w:rPr>
-                <w:sz w:val="16"/>
-              </w:rPr>
-              <w:t>follow up to 5; final URL included</w:t>
+              <w:t>normal urllib redirect behavior; final URL included</w:t>
             </w:r>
           </w:p>
         </w:tc>
       </w:tr>
       <w:tr>
+        <w:trPr>
+          <w:cantSplit/>
+        </w:trPr>
         <w:tc>
           <w:tcPr>
             <w:tcW w:type="dxa" w:w="2500"/>
@@ -2559,6 +2590,9 @@
         </w:tc>
       </w:tr>
       <w:tr>
+        <w:trPr>
+          <w:cantSplit/>
+        </w:trPr>
         <w:tc>
           <w:tcPr>
             <w:tcW w:type="dxa" w:w="2500"/>
@@ -2606,54 +2640,6 @@
           </w:p>
         </w:tc>
       </w:tr>
-      <w:tr>
-        <w:tc>
-          <w:tcPr>
-            <w:tcW w:type="dxa" w:w="2500"/>
-            <w:tcMar>
-              <w:top w:w="75" w:type="dxa"/>
-              <w:start w:w="105" w:type="dxa"/>
-              <w:bottom w:w="75" w:type="dxa"/>
-              <w:end w:w="105" w:type="dxa"/>
-            </w:tcMar>
-            <w:vAlign w:val="center"/>
-          </w:tcPr>
-          <w:p>
-            <w:pPr>
-              <w:spacing w:after="0"/>
-            </w:pPr>
-            <w:r>
-              <w:rPr>
-                <w:sz w:val="16"/>
-              </w:rPr>
-              <w:t>telemetry</w:t>
-            </w:r>
-          </w:p>
-        </w:tc>
-        <w:tc>
-          <w:tcPr>
-            <w:tcW w:type="dxa" w:w="6860"/>
-            <w:tcMar>
-              <w:top w:w="75" w:type="dxa"/>
-              <w:start w:w="105" w:type="dxa"/>
-              <w:bottom w:w="75" w:type="dxa"/>
-              <w:end w:w="105" w:type="dxa"/>
-            </w:tcMar>
-            <w:vAlign w:val="center"/>
-          </w:tcPr>
-          <w:p>
-            <w:pPr>
-              <w:spacing w:after="0"/>
-            </w:pPr>
-            <w:r>
-              <w:rPr>
-                <w:sz w:val="16"/>
-              </w:rPr>
-              <w:t>disabled; no network transmission</w:t>
-            </w:r>
-          </w:p>
-        </w:tc>
-      </w:tr>
     </w:tbl>
     <w:p>
       <w:pPr>
@@ -2681,7 +2667,7 @@
         <w:pStyle w:val="ListBullet"/>
       </w:pPr>
       <w:r>
-        <w:t>Locators, arguments, metadata, exceptions, and audit details MUST pass through configurable redaction. Common credentials, DSNs, authorization headers, cookies, and query secrets MUST be redacted by default.</w:t>
+        <w:t>Common credentials, DSNs, authorization headers, cookies, and query secrets MUST be redacted by default. Callers remain responsible for trusted inputs, secret handling, and access to local records.</w:t>
       </w:r>
     </w:p>
     <w:p>
@@ -2741,6 +2727,9 @@
         <w:gridCol w:w="3610"/>
       </w:tblGrid>
       <w:tr>
+        <w:trPr>
+          <w:cantSplit/>
+        </w:trPr>
         <w:tc>
           <w:tcPr>
             <w:tcW w:type="dxa" w:w="650"/>
@@ -2833,6 +2822,9 @@
         </w:tc>
       </w:tr>
       <w:tr>
+        <w:trPr>
+          <w:cantSplit/>
+        </w:trPr>
         <w:tc>
           <w:tcPr>
             <w:tcW w:type="dxa" w:w="650"/>
@@ -2904,6 +2896,9 @@
         </w:tc>
       </w:tr>
       <w:tr>
+        <w:trPr>
+          <w:cantSplit/>
+        </w:trPr>
         <w:tc>
           <w:tcPr>
             <w:tcW w:type="dxa" w:w="650"/>
@@ -2975,6 +2970,9 @@
         </w:tc>
       </w:tr>
       <w:tr>
+        <w:trPr>
+          <w:cantSplit/>
+        </w:trPr>
         <w:tc>
           <w:tcPr>
             <w:tcW w:type="dxa" w:w="650"/>
@@ -3046,6 +3044,9 @@
         </w:tc>
       </w:tr>
       <w:tr>
+        <w:trPr>
+          <w:cantSplit/>
+        </w:trPr>
         <w:tc>
           <w:tcPr>
             <w:tcW w:type="dxa" w:w="650"/>
@@ -3117,6 +3118,9 @@
         </w:tc>
       </w:tr>
       <w:tr>
+        <w:trPr>
+          <w:cantSplit/>
+        </w:trPr>
         <w:tc>
           <w:tcPr>
             <w:tcW w:type="dxa" w:w="650"/>
@@ -3188,6 +3192,9 @@
         </w:tc>
       </w:tr>
       <w:tr>
+        <w:trPr>
+          <w:cantSplit/>
+        </w:trPr>
         <w:tc>
           <w:tcPr>
             <w:tcW w:type="dxa" w:w="650"/>
@@ -3259,6 +3266,9 @@
         </w:tc>
       </w:tr>
       <w:tr>
+        <w:trPr>
+          <w:cantSplit/>
+        </w:trPr>
         <w:tc>
           <w:tcPr>
             <w:tcW w:type="dxa" w:w="650"/>
@@ -3330,6 +3340,9 @@
         </w:tc>
       </w:tr>
       <w:tr>
+        <w:trPr>
+          <w:cantSplit/>
+        </w:trPr>
         <w:tc>
           <w:tcPr>
             <w:tcW w:type="dxa" w:w="650"/>
@@ -3401,6 +3414,9 @@
         </w:tc>
       </w:tr>
       <w:tr>
+        <w:trPr>
+          <w:cantSplit/>
+        </w:trPr>
         <w:tc>
           <w:tcPr>
             <w:tcW w:type="dxa" w:w="650"/>
@@ -3472,6 +3488,9 @@
         </w:tc>
       </w:tr>
       <w:tr>
+        <w:trPr>
+          <w:cantSplit/>
+        </w:trPr>
         <w:tc>
           <w:tcPr>
             <w:tcW w:type="dxa" w:w="650"/>
@@ -3543,6 +3562,9 @@
         </w:tc>
       </w:tr>
       <w:tr>
+        <w:trPr>
+          <w:cantSplit/>
+        </w:trPr>
         <w:tc>
           <w:tcPr>
             <w:tcW w:type="dxa" w:w="650"/>
@@ -3614,6 +3636,9 @@
         </w:tc>
       </w:tr>
       <w:tr>
+        <w:trPr>
+          <w:cantSplit/>
+        </w:trPr>
         <w:tc>
           <w:tcPr>
             <w:tcW w:type="dxa" w:w="650"/>
@@ -3703,7 +3728,7 @@
         <w:spacing w:after="60"/>
       </w:pPr>
       <w:r>
-        <w:t>v0.1 does not provide semantic factuality checking, authorization, sandboxing, distributed consensus, hosted dashboards, automatic prompt capture, durable multi-host coordination, or complete replay of agent execution. It verifies the currentness of declared evidence and dependent reasoning; undeclared dependencies are outside its guarantee.</w:t>
+        <w:t>v0.1 does not provide factuality checking, authorization, compliance guarantees, memory, context capture, session restoration, model portability, vector storage, distributed consensus, hosted services, or complete replay. It checks reachable declared evidence and dependent reasoning; undeclared dependencies are outside its guarantee.</w:t>
       </w:r>
     </w:p>
     <w:p>
@@ -3718,20 +3743,6 @@
       </w:r>
       <w:r>
         <w:t>all A1-A12 tests pass on Python 3.10-3.13; filesystem and Git adapters are production-ready; HTTP, Postgres, and MCP meet the adapter contract; public API is documented; Apache-2.0 license and security policy are present; installation and the stale-config demonstration work in a clean environment; no network telemetry occurs.</w:t>
-      </w:r>
-    </w:p>
-    <w:p>
-      <w:pPr>
-        <w:spacing w:after="60"/>
-      </w:pPr>
-      <w:r>
-        <w:rPr>
-          <w:b/>
-        </w:rPr>
-        <w:t xml:space="preserve">Implementation priority: </w:t>
-      </w:r>
-      <w:r>
-        <w:t>build the graph/store and filesystem adapter first, then Git, policy enforcement, HTTP, Postgres, and MCP. The canonical demo is a configuration observation whose source changes after reasoning and before a protected deployment action.</w:t>
       </w:r>
     </w:p>
     <w:sectPr>
@@ -3754,11 +3765,7 @@
       <w:jc w:val="right"/>
     </w:pPr>
     <w:r>
-      <w:rPr>
-        <w:color w:val="586370"/>
-        <w:sz w:val="15"/>
-      </w:rPr>
-      <w:t>FreshCtx v0.1  •  Draft implementation contract</w:t>
+      <w:t>FreshCtx v0.1  •  Supporting release brief</w:t>
     </w:r>
   </w:p>
 </w:ftr>
